--- a/Отчет_преддипломная_практика_Шамратов.docx
+++ b/Отчет_преддипломная_практика_Шамратов.docx
@@ -1451,7 +1451,7 @@
     <w:tbl>
       <w:tblPr>
         <w:tblStyle w:val="aff0"/>
-        <w:tblW w:w="5144" w:type="pct"/>
+        <w:tblW w:w="5296" w:type="pct"/>
         <w:tblLook w:val="0020" w:firstRow="1" w:lastRow="0" w:firstColumn="0" w:lastColumn="0" w:noHBand="0" w:noVBand="0"/>
       </w:tblPr>
       <w:tblGrid>
@@ -1464,12 +1464,12 @@
       </w:tblGrid>
       <w:tr>
         <w:trPr>
-          <w:trHeight w:val="995"/>
+          <w:trHeight w:val="923"/>
           <w:tblHeader/>
         </w:trPr>
         <w:tc>
           <w:tcPr>
-            <w:tcW w:w="1502" w:type="dxa"/>
+            <w:tcW w:w="1546" w:type="dxa"/>
           </w:tcPr>
           <w:p>
             <w:pPr>
@@ -1494,7 +1494,7 @@
         </w:tc>
         <w:tc>
           <w:tcPr>
-            <w:tcW w:w="1460" w:type="dxa"/>
+            <w:tcW w:w="1501" w:type="dxa"/>
           </w:tcPr>
           <w:p>
             <w:pPr>
@@ -1517,7 +1517,7 @@
         </w:tc>
         <w:tc>
           <w:tcPr>
-            <w:tcW w:w="2230" w:type="dxa"/>
+            <w:tcW w:w="2300" w:type="dxa"/>
           </w:tcPr>
           <w:p>
             <w:pPr>
@@ -1540,7 +1540,7 @@
         </w:tc>
         <w:tc>
           <w:tcPr>
-            <w:tcW w:w="1850" w:type="dxa"/>
+            <w:tcW w:w="1905" w:type="dxa"/>
           </w:tcPr>
           <w:p>
             <w:pPr>
@@ -1563,7 +1563,7 @@
         </w:tc>
         <w:tc>
           <w:tcPr>
-            <w:tcW w:w="1393" w:type="dxa"/>
+            <w:tcW w:w="1431" w:type="dxa"/>
           </w:tcPr>
           <w:p>
             <w:pPr>
@@ -1586,7 +1586,7 @@
         </w:tc>
         <w:tc>
           <w:tcPr>
-            <w:tcW w:w="1756" w:type="dxa"/>
+            <w:tcW w:w="1808" w:type="dxa"/>
           </w:tcPr>
           <w:p>
             <w:pPr>
@@ -1610,11 +1610,11 @@
       </w:tr>
       <w:tr>
         <w:trPr>
-          <w:trHeight w:val="659"/>
+          <w:trHeight w:val="611"/>
         </w:trPr>
         <w:tc>
           <w:tcPr>
-            <w:tcW w:w="1502" w:type="dxa"/>
+            <w:tcW w:w="1546" w:type="dxa"/>
           </w:tcPr>
           <w:p>
             <w:pPr>
@@ -1636,7 +1636,7 @@
         </w:tc>
         <w:tc>
           <w:tcPr>
-            <w:tcW w:w="1460" w:type="dxa"/>
+            <w:tcW w:w="1501" w:type="dxa"/>
           </w:tcPr>
           <w:p>
             <w:pPr>
@@ -1658,7 +1658,7 @@
         </w:tc>
         <w:tc>
           <w:tcPr>
-            <w:tcW w:w="2230" w:type="dxa"/>
+            <w:tcW w:w="2300" w:type="dxa"/>
           </w:tcPr>
           <w:p>
             <w:pPr>
@@ -1680,7 +1680,7 @@
         </w:tc>
         <w:tc>
           <w:tcPr>
-            <w:tcW w:w="1850" w:type="dxa"/>
+            <w:tcW w:w="1905" w:type="dxa"/>
           </w:tcPr>
           <w:p>
             <w:pPr>
@@ -1702,7 +1702,7 @@
         </w:tc>
         <w:tc>
           <w:tcPr>
-            <w:tcW w:w="1393" w:type="dxa"/>
+            <w:tcW w:w="1431" w:type="dxa"/>
           </w:tcPr>
           <w:p>
             <w:pPr>
@@ -1724,7 +1724,7 @@
         </w:tc>
         <w:tc>
           <w:tcPr>
-            <w:tcW w:w="1756" w:type="dxa"/>
+            <w:tcW w:w="1808" w:type="dxa"/>
           </w:tcPr>
           <w:p>
             <w:pPr>
@@ -1747,11 +1747,11 @@
       </w:tr>
       <w:tr>
         <w:trPr>
-          <w:trHeight w:val="995"/>
+          <w:trHeight w:val="923"/>
         </w:trPr>
         <w:tc>
           <w:tcPr>
-            <w:tcW w:w="1502" w:type="dxa"/>
+            <w:tcW w:w="1546" w:type="dxa"/>
           </w:tcPr>
           <w:p>
             <w:pPr>
@@ -1773,7 +1773,7 @@
         </w:tc>
         <w:tc>
           <w:tcPr>
-            <w:tcW w:w="1460" w:type="dxa"/>
+            <w:tcW w:w="1501" w:type="dxa"/>
           </w:tcPr>
           <w:p>
             <w:pPr>
@@ -1795,7 +1795,7 @@
         </w:tc>
         <w:tc>
           <w:tcPr>
-            <w:tcW w:w="2230" w:type="dxa"/>
+            <w:tcW w:w="2300" w:type="dxa"/>
           </w:tcPr>
           <w:p>
             <w:pPr>
@@ -1817,7 +1817,7 @@
         </w:tc>
         <w:tc>
           <w:tcPr>
-            <w:tcW w:w="1850" w:type="dxa"/>
+            <w:tcW w:w="1905" w:type="dxa"/>
           </w:tcPr>
           <w:p>
             <w:pPr>
@@ -1839,7 +1839,7 @@
         </w:tc>
         <w:tc>
           <w:tcPr>
-            <w:tcW w:w="1393" w:type="dxa"/>
+            <w:tcW w:w="1431" w:type="dxa"/>
           </w:tcPr>
           <w:p>
             <w:pPr>
@@ -1861,7 +1861,7 @@
         </w:tc>
         <w:tc>
           <w:tcPr>
-            <w:tcW w:w="1756" w:type="dxa"/>
+            <w:tcW w:w="1808" w:type="dxa"/>
           </w:tcPr>
           <w:p>
             <w:pPr>
@@ -1884,11 +1884,11 @@
       </w:tr>
       <w:tr>
         <w:trPr>
-          <w:trHeight w:val="659"/>
+          <w:trHeight w:val="611"/>
         </w:trPr>
         <w:tc>
           <w:tcPr>
-            <w:tcW w:w="1502" w:type="dxa"/>
+            <w:tcW w:w="1546" w:type="dxa"/>
           </w:tcPr>
           <w:p>
             <w:pPr>
@@ -1910,7 +1910,7 @@
         </w:tc>
         <w:tc>
           <w:tcPr>
-            <w:tcW w:w="1460" w:type="dxa"/>
+            <w:tcW w:w="1501" w:type="dxa"/>
           </w:tcPr>
           <w:p>
             <w:pPr>
@@ -1932,7 +1932,7 @@
         </w:tc>
         <w:tc>
           <w:tcPr>
-            <w:tcW w:w="2230" w:type="dxa"/>
+            <w:tcW w:w="2300" w:type="dxa"/>
           </w:tcPr>
           <w:p>
             <w:pPr>
@@ -1954,7 +1954,7 @@
         </w:tc>
         <w:tc>
           <w:tcPr>
-            <w:tcW w:w="1850" w:type="dxa"/>
+            <w:tcW w:w="1905" w:type="dxa"/>
           </w:tcPr>
           <w:p>
             <w:pPr>
@@ -1976,7 +1976,7 @@
         </w:tc>
         <w:tc>
           <w:tcPr>
-            <w:tcW w:w="1393" w:type="dxa"/>
+            <w:tcW w:w="1431" w:type="dxa"/>
           </w:tcPr>
           <w:p>
             <w:pPr>
@@ -1998,7 +1998,7 @@
         </w:tc>
         <w:tc>
           <w:tcPr>
-            <w:tcW w:w="1756" w:type="dxa"/>
+            <w:tcW w:w="1808" w:type="dxa"/>
           </w:tcPr>
           <w:p>
             <w:pPr>
@@ -2021,11 +2021,11 @@
       </w:tr>
       <w:tr>
         <w:trPr>
-          <w:trHeight w:val="995"/>
+          <w:trHeight w:val="923"/>
         </w:trPr>
         <w:tc>
           <w:tcPr>
-            <w:tcW w:w="1502" w:type="dxa"/>
+            <w:tcW w:w="1546" w:type="dxa"/>
           </w:tcPr>
           <w:p>
             <w:pPr>
@@ -2047,7 +2047,7 @@
         </w:tc>
         <w:tc>
           <w:tcPr>
-            <w:tcW w:w="1460" w:type="dxa"/>
+            <w:tcW w:w="1501" w:type="dxa"/>
           </w:tcPr>
           <w:p>
             <w:pPr>
@@ -2069,7 +2069,7 @@
         </w:tc>
         <w:tc>
           <w:tcPr>
-            <w:tcW w:w="2230" w:type="dxa"/>
+            <w:tcW w:w="2300" w:type="dxa"/>
           </w:tcPr>
           <w:p>
             <w:pPr>
@@ -2091,7 +2091,7 @@
         </w:tc>
         <w:tc>
           <w:tcPr>
-            <w:tcW w:w="1850" w:type="dxa"/>
+            <w:tcW w:w="1905" w:type="dxa"/>
           </w:tcPr>
           <w:p>
             <w:pPr>
@@ -2113,7 +2113,7 @@
         </w:tc>
         <w:tc>
           <w:tcPr>
-            <w:tcW w:w="1393" w:type="dxa"/>
+            <w:tcW w:w="1431" w:type="dxa"/>
           </w:tcPr>
           <w:p>
             <w:pPr>
@@ -2135,7 +2135,7 @@
         </w:tc>
         <w:tc>
           <w:tcPr>
-            <w:tcW w:w="1756" w:type="dxa"/>
+            <w:tcW w:w="1808" w:type="dxa"/>
           </w:tcPr>
           <w:p>
             <w:pPr>
@@ -2718,8 +2718,9 @@
                 <w:rPr>
                   <w:rFonts w:ascii="Cambria Math" w:hAnsi="Cambria Math" w:cs="Times New Roman"/>
                   <w:szCs w:val="28"/>
+                  <w:lang w:val="ru-RU"/>
                 </w:rPr>
-                <m:t>meas</m:t>
+                <m:t>изм</m:t>
               </m:r>
             </m:sub>
           </m:sSub>
@@ -2757,7 +2758,15 @@
                   <w:rFonts w:ascii="Cambria Math" w:hAnsi="Cambria Math" w:cs="Times New Roman"/>
                   <w:szCs w:val="28"/>
                 </w:rPr>
-                <m:t>true</m:t>
+                <m:t>и</m:t>
+              </m:r>
+              <m:r>
+                <w:rPr>
+                  <w:rFonts w:ascii="Cambria Math" w:hAnsi="Cambria Math" w:cs="Times New Roman"/>
+                  <w:szCs w:val="28"/>
+                  <w:lang w:val="ru-RU"/>
+                </w:rPr>
+                <m:t>ст</m:t>
               </m:r>
             </m:sub>
           </m:sSub>
@@ -2886,7 +2895,15 @@
                   <w:rFonts w:ascii="Cambria Math" w:hAnsi="Cambria Math" w:cs="Times New Roman"/>
                   <w:szCs w:val="28"/>
                 </w:rPr>
-                <m:t>meas</m:t>
+                <m:t>и</m:t>
+              </m:r>
+              <m:r>
+                <w:rPr>
+                  <w:rFonts w:ascii="Cambria Math" w:hAnsi="Cambria Math" w:cs="Times New Roman"/>
+                  <w:szCs w:val="28"/>
+                  <w:lang w:val="ru-RU"/>
+                </w:rPr>
+                <m:t>зм</m:t>
               </m:r>
             </m:sub>
           </m:sSub>
@@ -2924,7 +2941,15 @@
                   <w:rFonts w:ascii="Cambria Math" w:hAnsi="Cambria Math" w:cs="Times New Roman"/>
                   <w:szCs w:val="28"/>
                 </w:rPr>
-                <m:t>true</m:t>
+                <m:t>и</m:t>
+              </m:r>
+              <m:r>
+                <w:rPr>
+                  <w:rFonts w:ascii="Cambria Math" w:hAnsi="Cambria Math" w:cs="Times New Roman"/>
+                  <w:szCs w:val="28"/>
+                  <w:lang w:val="ru-RU"/>
+                </w:rPr>
+                <m:t>ст</m:t>
               </m:r>
             </m:sub>
           </m:sSub>
@@ -5045,25 +5070,39 @@
           <w:szCs w:val="28"/>
           <w:lang w:val="ru-RU"/>
         </w:rPr>
-        <w:t xml:space="preserve">, так как: - он обеспечивает рекуррентное оценивание состояния и ковариации ошибок; - допускает нелинейные модели (при </w:t>
-      </w:r>
-      <w:proofErr w:type="spellStart"/>
-      <w:r>
-        <w:rPr>
-          <w:rFonts w:cs="Times New Roman"/>
-          <w:szCs w:val="28"/>
-          <w:lang w:val="ru-RU"/>
-        </w:rPr>
-        <w:t>линейзации</w:t>
-      </w:r>
-      <w:proofErr w:type="spellEnd"/>
-      <w:r>
-        <w:rPr>
-          <w:rFonts w:cs="Times New Roman"/>
-          <w:szCs w:val="28"/>
-          <w:lang w:val="ru-RU"/>
-        </w:rPr>
-        <w:t xml:space="preserve"> в окрестности текущей оценки); - позволяет включить в состояние смещения </w:t>
+        <w:t xml:space="preserve">, так как: - он обеспечивает рекуррентное оценивание состояния и ковариации ошибок; - допускает нелинейные модели </w:t>
+      </w:r>
+      <w:r>
+        <w:rPr>
+          <w:rFonts w:cs="Times New Roman"/>
+          <w:szCs w:val="28"/>
+          <w:lang w:val="ru-RU"/>
+        </w:rPr>
+        <w:t>путем</w:t>
+      </w:r>
+      <w:r>
+        <w:rPr>
+          <w:rFonts w:cs="Times New Roman"/>
+          <w:szCs w:val="28"/>
+          <w:lang w:val="ru-RU"/>
+        </w:rPr>
+        <w:t xml:space="preserve"> </w:t>
+      </w:r>
+      <w:r>
+        <w:rPr>
+          <w:rFonts w:cs="Times New Roman"/>
+          <w:szCs w:val="28"/>
+          <w:lang w:val="ru-RU"/>
+        </w:rPr>
+        <w:t>линеаризации</w:t>
+      </w:r>
+      <w:r>
+        <w:rPr>
+          <w:rFonts w:cs="Times New Roman"/>
+          <w:szCs w:val="28"/>
+          <w:lang w:val="ru-RU"/>
+        </w:rPr>
+        <w:t xml:space="preserve"> в окрестности текущей оценки; - позволяет включить в состояние смещения </w:t>
       </w:r>
       <w:r>
         <w:rPr>
@@ -6470,6 +6509,7 @@
           <w:p>
             <w:pPr>
               <w:spacing w:line="240" w:lineRule="auto"/>
+              <w:ind w:firstLine="0"/>
               <w:rPr>
                 <w:rFonts w:cs="Times New Roman"/>
                 <w:szCs w:val="28"/>
@@ -6492,7 +6532,7 @@
           <w:p>
             <w:pPr>
               <w:spacing w:line="240" w:lineRule="auto"/>
-              <w:jc w:val="right"/>
+              <w:ind w:firstLine="0"/>
               <w:rPr>
                 <w:rFonts w:cs="Times New Roman"/>
                 <w:szCs w:val="28"/>
@@ -7828,7 +7868,23 @@
           <w:rFonts w:cs="Times New Roman"/>
           <w:szCs w:val="28"/>
         </w:rPr>
-        <w:t xml:space="preserve"> комплекс мероприятий:</w:t>
+        <w:t xml:space="preserve"> </w:t>
+      </w:r>
+      <w:proofErr w:type="spellStart"/>
+      <w:r>
+        <w:rPr>
+          <w:rFonts w:cs="Times New Roman"/>
+          <w:szCs w:val="28"/>
+        </w:rPr>
+        <w:t>комплекс</w:t>
+      </w:r>
+      <w:proofErr w:type="spellEnd"/>
+      <w:r>
+        <w:rPr>
+          <w:rFonts w:cs="Times New Roman"/>
+          <w:szCs w:val="28"/>
+        </w:rPr>
+        <w:t xml:space="preserve"> мероприятий:</w:t>
       </w:r>
     </w:p>
     <w:p>
@@ -8821,7 +8877,15 @@
                   <w:rFonts w:ascii="Cambria Math" w:hAnsi="Cambria Math" w:cs="Times New Roman"/>
                   <w:szCs w:val="28"/>
                 </w:rPr>
-                <m:t>dev</m:t>
+                <m:t>р</m:t>
+              </m:r>
+              <m:r>
+                <w:rPr>
+                  <w:rFonts w:ascii="Cambria Math" w:hAnsi="Cambria Math" w:cs="Times New Roman"/>
+                  <w:szCs w:val="28"/>
+                  <w:lang w:val="ru-RU"/>
+                </w:rPr>
+                <m:t>азр</m:t>
               </m:r>
             </m:sub>
           </m:sSub>
@@ -8859,7 +8923,15 @@
                   <w:rFonts w:ascii="Cambria Math" w:hAnsi="Cambria Math" w:cs="Times New Roman"/>
                   <w:szCs w:val="28"/>
                 </w:rPr>
-                <m:t>hw</m:t>
+                <m:t>а</m:t>
+              </m:r>
+              <m:r>
+                <w:rPr>
+                  <w:rFonts w:ascii="Cambria Math" w:hAnsi="Cambria Math" w:cs="Times New Roman"/>
+                  <w:szCs w:val="28"/>
+                  <w:lang w:val="ru-RU"/>
+                </w:rPr>
+                <m:t>пп</m:t>
               </m:r>
             </m:sub>
           </m:sSub>
@@ -8897,7 +8969,15 @@
                   <w:rFonts w:ascii="Cambria Math" w:hAnsi="Cambria Math" w:cs="Times New Roman"/>
                   <w:szCs w:val="28"/>
                 </w:rPr>
-                <m:t>test</m:t>
+                <m:t>и</m:t>
+              </m:r>
+              <m:r>
+                <w:rPr>
+                  <w:rFonts w:ascii="Cambria Math" w:hAnsi="Cambria Math" w:cs="Times New Roman"/>
+                  <w:szCs w:val="28"/>
+                  <w:lang w:val="ru-RU"/>
+                </w:rPr>
+                <m:t>спыт</m:t>
               </m:r>
             </m:sub>
           </m:sSub>
@@ -8935,7 +9015,15 @@
                   <w:rFonts w:ascii="Cambria Math" w:hAnsi="Cambria Math" w:cs="Times New Roman"/>
                   <w:szCs w:val="28"/>
                 </w:rPr>
-                <m:t>maint</m:t>
+                <m:t>о</m:t>
+              </m:r>
+              <m:r>
+                <w:rPr>
+                  <w:rFonts w:ascii="Cambria Math" w:hAnsi="Cambria Math" w:cs="Times New Roman"/>
+                  <w:szCs w:val="28"/>
+                  <w:lang w:val="ru-RU"/>
+                </w:rPr>
+                <m:t>бсл</m:t>
               </m:r>
             </m:sub>
           </m:sSub>
@@ -9454,7 +9542,15 @@
               <w:rFonts w:ascii="Cambria Math" w:hAnsi="Cambria Math" w:cs="Times New Roman"/>
               <w:szCs w:val="28"/>
             </w:rPr>
-            <m:t>RMSE</m:t>
+            <m:t>С</m:t>
+          </m:r>
+          <m:r>
+            <w:rPr>
+              <w:rFonts w:ascii="Cambria Math" w:hAnsi="Cambria Math" w:cs="Times New Roman"/>
+              <w:szCs w:val="28"/>
+              <w:lang w:val="ru-RU"/>
+            </w:rPr>
+            <m:t>КО</m:t>
           </m:r>
           <m:r>
             <m:rPr>
@@ -11839,7 +11935,7 @@
           <w:p>
             <w:pPr>
               <w:spacing w:line="240" w:lineRule="auto"/>
-              <w:jc w:val="right"/>
+              <w:ind w:firstLine="0"/>
               <w:rPr>
                 <w:rFonts w:cs="Times New Roman"/>
                 <w:szCs w:val="28"/>
@@ -11964,7 +12060,7 @@
           <w:p>
             <w:pPr>
               <w:spacing w:line="240" w:lineRule="auto"/>
-              <w:jc w:val="right"/>
+              <w:ind w:firstLine="0"/>
               <w:rPr>
                 <w:rFonts w:cs="Times New Roman"/>
                 <w:szCs w:val="28"/>
@@ -12057,7 +12153,7 @@
           <w:p>
             <w:pPr>
               <w:spacing w:line="240" w:lineRule="auto"/>
-              <w:jc w:val="right"/>
+              <w:ind w:firstLine="0"/>
               <w:rPr>
                 <w:rFonts w:cs="Times New Roman"/>
                 <w:szCs w:val="28"/>
@@ -12166,7 +12262,7 @@
           <w:p>
             <w:pPr>
               <w:spacing w:line="240" w:lineRule="auto"/>
-              <w:jc w:val="right"/>
+              <w:ind w:firstLine="0"/>
               <w:rPr>
                 <w:rFonts w:cs="Times New Roman"/>
                 <w:szCs w:val="28"/>
@@ -12332,7 +12428,7 @@
           <w:p>
             <w:pPr>
               <w:spacing w:line="240" w:lineRule="auto"/>
-              <w:jc w:val="right"/>
+              <w:ind w:firstLine="0"/>
               <w:rPr>
                 <w:rFonts w:cs="Times New Roman"/>
                 <w:szCs w:val="28"/>
@@ -12457,7 +12553,7 @@
           <w:p>
             <w:pPr>
               <w:spacing w:line="240" w:lineRule="auto"/>
-              <w:jc w:val="right"/>
+              <w:ind w:firstLine="0"/>
               <w:rPr>
                 <w:rFonts w:cs="Times New Roman"/>
                 <w:szCs w:val="28"/>
@@ -12582,7 +12678,7 @@
           <w:p>
             <w:pPr>
               <w:spacing w:line="240" w:lineRule="auto"/>
-              <w:jc w:val="right"/>
+              <w:ind w:firstLine="0"/>
               <w:rPr>
                 <w:rFonts w:cs="Times New Roman"/>
                 <w:szCs w:val="28"/>
@@ -12707,7 +12803,7 @@
           <w:p>
             <w:pPr>
               <w:spacing w:line="240" w:lineRule="auto"/>
-              <w:jc w:val="right"/>
+              <w:ind w:firstLine="0"/>
               <w:rPr>
                 <w:rFonts w:cs="Times New Roman"/>
                 <w:szCs w:val="28"/>
@@ -14021,7 +14117,6 @@
   <w:style w:type="character" w:default="1" w:styleId="a2">
     <w:name w:val="Default Paragraph Font"/>
     <w:uiPriority w:val="1"/>
-    <w:semiHidden/>
     <w:unhideWhenUsed/>
   </w:style>
   <w:style w:type="table" w:default="1" w:styleId="a3">
